--- a/reporting/subdocs_templates/table_of_evolution_security_objectives_by_domain_template.docx
+++ b/reporting/subdocs_templates/table_of_evolution_security_objectives_by_domain_template.docx
@@ -126,7 +126,6 @@
               <w:t xml:space="preserve"> for year in </w:t>
             </w:r>
             <w:proofErr w:type="spellStart"/>
-            <w:proofErr w:type="gramStart"/>
             <w:r>
               <w:rPr>
                 <w:b/>
@@ -136,7 +135,6 @@
               <w:t>table.years</w:t>
             </w:r>
             <w:proofErr w:type="spellEnd"/>
-            <w:proofErr w:type="gramEnd"/>
             <w:r>
               <w:rPr>
                 <w:b/>
@@ -284,7 +282,6 @@
                 <w:lang w:val="en-US"/>
               </w:rPr>
             </w:pPr>
-            <w:proofErr w:type="gramStart"/>
             <w:r>
               <w:rPr>
                 <w:b/>
@@ -299,50 +296,23 @@
                 <w:bCs/>
                 <w:lang w:val="en-US"/>
               </w:rPr>
-              <w:t>translations</w:t>
-            </w:r>
-            <w:proofErr w:type="gramEnd"/>
-            <w:r>
-              <w:rPr>
-                <w:b/>
-                <w:bCs/>
-                <w:lang w:val="en-US"/>
-              </w:rPr>
-              <w:t>. sector_average</w:t>
-            </w:r>
-            <w:r>
-              <w:rPr>
-                <w:b/>
-                <w:bCs/>
-                <w:lang w:val="en-US"/>
-              </w:rPr>
-              <w:t>|</w:t>
-            </w:r>
-            <w:proofErr w:type="gramStart"/>
-            <w:r>
-              <w:rPr>
-                <w:b/>
-                <w:bCs/>
-                <w:lang w:val="en-US"/>
-              </w:rPr>
-              <w:t>upper</w:t>
-            </w:r>
-            <w:r>
-              <w:rPr>
-                <w:b/>
-                <w:bCs/>
-                <w:lang w:val="en-US"/>
-              </w:rPr>
-              <w:t xml:space="preserve"> }</w:t>
-            </w:r>
-            <w:proofErr w:type="gramEnd"/>
-            <w:r>
-              <w:rPr>
-                <w:b/>
-                <w:bCs/>
-                <w:lang w:val="en-US"/>
-              </w:rPr>
-              <w:t>}</w:t>
+              <w:t>translations. sector_average</w:t>
+            </w:r>
+            <w:r>
+              <w:rPr>
+                <w:b/>
+                <w:bCs/>
+                <w:lang w:val="en-US"/>
+              </w:rPr>
+              <w:t>|upper</w:t>
+            </w:r>
+            <w:r>
+              <w:rPr>
+                <w:b/>
+                <w:bCs/>
+                <w:lang w:val="en-US"/>
+              </w:rPr>
+              <w:t xml:space="preserve"> }}</w:t>
             </w:r>
             <w:r>
               <w:rPr>
@@ -427,33 +397,6 @@
             <w:tcW w:w="1500" w:type="pct"/>
             <w:tcBorders>
               <w:top w:val="nil"/>
-              <w:bottom w:val="single" w:sz="8" w:space="0" w:color="auto"/>
-              <w:right w:val="single" w:sz="8" w:space="0" w:color="auto"/>
-            </w:tcBorders>
-            <w:noWrap/>
-            <w:vAlign w:val="center"/>
-          </w:tcPr>
-          <w:p>
-            <w:pPr>
-              <w:pStyle w:val="NoSpacing"/>
-            </w:pPr>
-            <w:r>
-              <w:t xml:space="preserve">{{ </w:t>
-            </w:r>
-            <w:r>
-              <w:t>row.</w:t>
-            </w:r>
-            <w:r>
-              <w:t>domain }}</w:t>
-            </w:r>
-          </w:p>
-        </w:tc>
-        <w:tc>
-          <w:tcPr>
-            <w:tcW w:w="500" w:type="pct"/>
-            <w:tcBorders>
-              <w:top w:val="nil"/>
-              <w:left w:val="nil"/>
               <w:bottom w:val="single" w:sz="4" w:space="0" w:color="auto"/>
               <w:right w:val="single" w:sz="4" w:space="0" w:color="auto"/>
             </w:tcBorders>
@@ -463,11 +406,41 @@
           <w:p>
             <w:pPr>
               <w:pStyle w:val="NoSpacing"/>
-              <w:rPr>
-                <w:lang w:val="en-US"/>
-              </w:rPr>
             </w:pPr>
             <w:r>
+              <w:t xml:space="preserve">{{ </w:t>
+            </w:r>
+            <w:r>
+              <w:t>row.</w:t>
+            </w:r>
+            <w:r>
+              <w:t>label</w:t>
+            </w:r>
+            <w:r>
+              <w:t xml:space="preserve"> }}</w:t>
+            </w:r>
+          </w:p>
+        </w:tc>
+        <w:tc>
+          <w:tcPr>
+            <w:tcW w:w="500" w:type="pct"/>
+            <w:tcBorders>
+              <w:top w:val="nil"/>
+              <w:left w:val="single" w:sz="4" w:space="0" w:color="auto"/>
+              <w:bottom w:val="single" w:sz="4" w:space="0" w:color="auto"/>
+              <w:right w:val="single" w:sz="4" w:space="0" w:color="auto"/>
+            </w:tcBorders>
+            <w:noWrap/>
+            <w:vAlign w:val="center"/>
+          </w:tcPr>
+          <w:p>
+            <w:pPr>
+              <w:pStyle w:val="NoSpacing"/>
+              <w:rPr>
+                <w:lang w:val="en-US"/>
+              </w:rPr>
+            </w:pPr>
+            <w:r>
               <w:rPr>
                 <w:lang w:val="en-US"/>
               </w:rPr>
@@ -500,7 +473,6 @@
               <w:t xml:space="preserve"> in </w:t>
             </w:r>
             <w:proofErr w:type="spellStart"/>
-            <w:proofErr w:type="gramStart"/>
             <w:r>
               <w:rPr>
                 <w:lang w:val="en-US"/>
@@ -514,7 +486,6 @@
               <w:t>years</w:t>
             </w:r>
             <w:proofErr w:type="spellEnd"/>
-            <w:proofErr w:type="gramEnd"/>
             <w:r>
               <w:rPr>
                 <w:lang w:val="en-US"/>
@@ -551,7 +522,6 @@
               <w:t xml:space="preserve">{% if </w:t>
             </w:r>
             <w:proofErr w:type="spellStart"/>
-            <w:proofErr w:type="gramStart"/>
             <w:r>
               <w:rPr>
                 <w:lang w:val="en-US"/>
@@ -559,7 +529,6 @@
               <w:t>y.color</w:t>
             </w:r>
             <w:proofErr w:type="spellEnd"/>
-            <w:proofErr w:type="gramEnd"/>
             <w:r>
               <w:rPr>
                 <w:lang w:val="en-US"/>
@@ -667,7 +636,6 @@
               <w:t xml:space="preserve">evo in </w:t>
             </w:r>
             <w:proofErr w:type="spellStart"/>
-            <w:proofErr w:type="gramStart"/>
             <w:r>
               <w:rPr>
                 <w:lang w:val="en-US"/>
@@ -681,7 +649,6 @@
               <w:t>ow.evolution</w:t>
             </w:r>
             <w:proofErr w:type="spellEnd"/>
-            <w:proofErr w:type="gramEnd"/>
             <w:r>
               <w:rPr>
                 <w:lang w:val="en-US"/>
@@ -852,7 +819,6 @@
               <w:pStyle w:val="NoSpacing"/>
               <w:jc w:val="right"/>
             </w:pPr>
-            <w:proofErr w:type="gramStart"/>
             <w:r>
               <w:rPr>
                 <w:lang w:val="en-US"/>
@@ -864,14 +830,7 @@
               <w:rPr>
                 <w:lang w:val="en-US"/>
               </w:rPr>
-              <w:t>row</w:t>
-            </w:r>
-            <w:proofErr w:type="gramEnd"/>
-            <w:r>
-              <w:rPr>
-                <w:lang w:val="en-US"/>
-              </w:rPr>
-              <w:t>.last_avg</w:t>
+              <w:t>row.last_avg</w:t>
             </w:r>
             <w:proofErr w:type="spellEnd"/>
             <w:r>

--- a/reporting/subdocs_templates/table_of_evolution_security_objectives_by_domain_template.docx
+++ b/reporting/subdocs_templates/table_of_evolution_security_objectives_by_domain_template.docx
@@ -9,12 +9,12 @@
         <w:tblLook w:val="04A0" w:firstRow="1" w:lastRow="0" w:firstColumn="1" w:lastColumn="0" w:noHBand="0" w:noVBand="1"/>
       </w:tblPr>
       <w:tblGrid>
-        <w:gridCol w:w="2808"/>
-        <w:gridCol w:w="936"/>
-        <w:gridCol w:w="936"/>
-        <w:gridCol w:w="1872"/>
-        <w:gridCol w:w="1556"/>
-        <w:gridCol w:w="1252"/>
+        <w:gridCol w:w="2805"/>
+        <w:gridCol w:w="935"/>
+        <w:gridCol w:w="935"/>
+        <w:gridCol w:w="1870"/>
+        <w:gridCol w:w="1554"/>
+        <w:gridCol w:w="1251"/>
       </w:tblGrid>
       <w:tr>
         <w:trPr>
@@ -25,7 +25,8 @@
             <w:tcW w:w="1500" w:type="pct"/>
             <w:tcBorders>
               <w:top w:val="single" w:sz="12" w:space="0" w:color="auto"/>
-              <w:bottom w:val="single" w:sz="12" w:space="0" w:color="auto"/>
+              <w:left w:val="single" w:sz="4" w:space="0" w:color="FFFFFF" w:themeColor="background1"/>
+              <w:bottom w:val="single" w:sz="8" w:space="0" w:color="auto"/>
               <w:right w:val="single" w:sz="8" w:space="0" w:color="auto"/>
             </w:tcBorders>
             <w:noWrap/>
@@ -83,7 +84,7 @@
             <w:tcBorders>
               <w:top w:val="single" w:sz="12" w:space="0" w:color="auto"/>
               <w:left w:val="nil"/>
-              <w:bottom w:val="single" w:sz="12" w:space="0" w:color="auto"/>
+              <w:bottom w:val="single" w:sz="8" w:space="0" w:color="auto"/>
               <w:right w:val="single" w:sz="8" w:space="0" w:color="auto"/>
             </w:tcBorders>
             <w:noWrap/>
@@ -126,6 +127,7 @@
               <w:t xml:space="preserve"> for year in </w:t>
             </w:r>
             <w:proofErr w:type="spellStart"/>
+            <w:proofErr w:type="gramStart"/>
             <w:r>
               <w:rPr>
                 <w:b/>
@@ -135,6 +137,7 @@
               <w:t>table.years</w:t>
             </w:r>
             <w:proofErr w:type="spellEnd"/>
+            <w:proofErr w:type="gramEnd"/>
             <w:r>
               <w:rPr>
                 <w:b/>
@@ -151,7 +154,7 @@
             <w:tcBorders>
               <w:top w:val="single" w:sz="12" w:space="0" w:color="auto"/>
               <w:left w:val="nil"/>
-              <w:bottom w:val="single" w:sz="12" w:space="0" w:color="auto"/>
+              <w:bottom w:val="single" w:sz="8" w:space="0" w:color="auto"/>
               <w:right w:val="single" w:sz="8" w:space="0" w:color="auto"/>
             </w:tcBorders>
             <w:noWrap/>
@@ -182,7 +185,7 @@
             <w:tcBorders>
               <w:top w:val="single" w:sz="12" w:space="0" w:color="auto"/>
               <w:left w:val="nil"/>
-              <w:bottom w:val="single" w:sz="12" w:space="0" w:color="auto"/>
+              <w:bottom w:val="single" w:sz="8" w:space="0" w:color="auto"/>
               <w:right w:val="single" w:sz="8" w:space="0" w:color="auto"/>
             </w:tcBorders>
           </w:tcPr>
@@ -209,7 +212,7 @@
             <w:tcBorders>
               <w:top w:val="single" w:sz="12" w:space="0" w:color="auto"/>
               <w:left w:val="single" w:sz="8" w:space="0" w:color="auto"/>
-              <w:bottom w:val="single" w:sz="12" w:space="0" w:color="auto"/>
+              <w:bottom w:val="single" w:sz="8" w:space="0" w:color="auto"/>
               <w:right w:val="single" w:sz="8" w:space="0" w:color="auto"/>
             </w:tcBorders>
             <w:vAlign w:val="center"/>
@@ -266,7 +269,8 @@
             <w:tcBorders>
               <w:top w:val="single" w:sz="12" w:space="0" w:color="auto"/>
               <w:left w:val="single" w:sz="8" w:space="0" w:color="auto"/>
-              <w:bottom w:val="single" w:sz="12" w:space="0" w:color="auto"/>
+              <w:bottom w:val="single" w:sz="8" w:space="0" w:color="auto"/>
+              <w:right w:val="single" w:sz="4" w:space="0" w:color="FFFFFF" w:themeColor="background1"/>
             </w:tcBorders>
             <w:noWrap/>
             <w:vAlign w:val="center"/>
@@ -282,6 +286,7 @@
                 <w:lang w:val="en-US"/>
               </w:rPr>
             </w:pPr>
+            <w:proofErr w:type="gramStart"/>
             <w:r>
               <w:rPr>
                 <w:b/>
@@ -296,23 +301,50 @@
                 <w:bCs/>
                 <w:lang w:val="en-US"/>
               </w:rPr>
-              <w:t>translations. sector_average</w:t>
-            </w:r>
-            <w:r>
-              <w:rPr>
-                <w:b/>
-                <w:bCs/>
-                <w:lang w:val="en-US"/>
-              </w:rPr>
-              <w:t>|upper</w:t>
-            </w:r>
-            <w:r>
-              <w:rPr>
-                <w:b/>
-                <w:bCs/>
-                <w:lang w:val="en-US"/>
-              </w:rPr>
-              <w:t xml:space="preserve"> }}</w:t>
+              <w:t>translations</w:t>
+            </w:r>
+            <w:proofErr w:type="gramEnd"/>
+            <w:r>
+              <w:rPr>
+                <w:b/>
+                <w:bCs/>
+                <w:lang w:val="en-US"/>
+              </w:rPr>
+              <w:t>. sector_average</w:t>
+            </w:r>
+            <w:r>
+              <w:rPr>
+                <w:b/>
+                <w:bCs/>
+                <w:lang w:val="en-US"/>
+              </w:rPr>
+              <w:t>|</w:t>
+            </w:r>
+            <w:proofErr w:type="gramStart"/>
+            <w:r>
+              <w:rPr>
+                <w:b/>
+                <w:bCs/>
+                <w:lang w:val="en-US"/>
+              </w:rPr>
+              <w:t>upper</w:t>
+            </w:r>
+            <w:r>
+              <w:rPr>
+                <w:b/>
+                <w:bCs/>
+                <w:lang w:val="en-US"/>
+              </w:rPr>
+              <w:t xml:space="preserve"> }</w:t>
+            </w:r>
+            <w:proofErr w:type="gramEnd"/>
+            <w:r>
+              <w:rPr>
+                <w:b/>
+                <w:bCs/>
+                <w:lang w:val="en-US"/>
+              </w:rPr>
+              <w:t>}</w:t>
             </w:r>
             <w:r>
               <w:rPr>
@@ -342,8 +374,10 @@
             <w:tcW w:w="1000" w:type="pct"/>
             <w:gridSpan w:val="6"/>
             <w:tcBorders>
-              <w:top w:val="single" w:sz="12" w:space="0" w:color="auto"/>
-              <w:bottom w:val="single" w:sz="8" w:space="0" w:color="auto"/>
+              <w:top w:val="single" w:sz="4" w:space="0" w:color="A6A6A6" w:themeColor="background1" w:themeShade="A6"/>
+              <w:left w:val="single" w:sz="4" w:space="0" w:color="FFFFFF" w:themeColor="background1"/>
+              <w:bottom w:val="single" w:sz="4" w:space="0" w:color="A6A6A6" w:themeColor="background1" w:themeShade="A6"/>
+              <w:right w:val="single" w:sz="4" w:space="0" w:color="FFFFFF" w:themeColor="background1"/>
             </w:tcBorders>
           </w:tcPr>
           <w:p>
@@ -396,9 +430,10 @@
           <w:tcPr>
             <w:tcW w:w="1500" w:type="pct"/>
             <w:tcBorders>
-              <w:top w:val="nil"/>
-              <w:bottom w:val="single" w:sz="4" w:space="0" w:color="auto"/>
-              <w:right w:val="single" w:sz="4" w:space="0" w:color="auto"/>
+              <w:top w:val="single" w:sz="4" w:space="0" w:color="A6A6A6" w:themeColor="background1" w:themeShade="A6"/>
+              <w:left w:val="single" w:sz="4" w:space="0" w:color="FFFFFF" w:themeColor="background1"/>
+              <w:bottom w:val="single" w:sz="4" w:space="0" w:color="A6A6A6" w:themeColor="background1" w:themeShade="A6"/>
+              <w:right w:val="single" w:sz="4" w:space="0" w:color="A6A6A6" w:themeColor="background1" w:themeShade="A6"/>
             </w:tcBorders>
             <w:noWrap/>
             <w:vAlign w:val="center"/>
@@ -425,10 +460,10 @@
           <w:tcPr>
             <w:tcW w:w="500" w:type="pct"/>
             <w:tcBorders>
-              <w:top w:val="nil"/>
-              <w:left w:val="single" w:sz="4" w:space="0" w:color="auto"/>
-              <w:bottom w:val="single" w:sz="4" w:space="0" w:color="auto"/>
-              <w:right w:val="single" w:sz="4" w:space="0" w:color="auto"/>
+              <w:top w:val="single" w:sz="4" w:space="0" w:color="A6A6A6" w:themeColor="background1" w:themeShade="A6"/>
+              <w:left w:val="single" w:sz="4" w:space="0" w:color="A6A6A6" w:themeColor="background1" w:themeShade="A6"/>
+              <w:bottom w:val="single" w:sz="4" w:space="0" w:color="A6A6A6" w:themeColor="background1" w:themeShade="A6"/>
+              <w:right w:val="single" w:sz="4" w:space="0" w:color="A6A6A6" w:themeColor="background1" w:themeShade="A6"/>
             </w:tcBorders>
             <w:noWrap/>
             <w:vAlign w:val="center"/>
@@ -473,6 +508,7 @@
               <w:t xml:space="preserve"> in </w:t>
             </w:r>
             <w:proofErr w:type="spellStart"/>
+            <w:proofErr w:type="gramStart"/>
             <w:r>
               <w:rPr>
                 <w:lang w:val="en-US"/>
@@ -486,6 +522,7 @@
               <w:t>years</w:t>
             </w:r>
             <w:proofErr w:type="spellEnd"/>
+            <w:proofErr w:type="gramEnd"/>
             <w:r>
               <w:rPr>
                 <w:lang w:val="en-US"/>
@@ -498,10 +535,10 @@
           <w:tcPr>
             <w:tcW w:w="500" w:type="pct"/>
             <w:tcBorders>
-              <w:top w:val="nil"/>
-              <w:left w:val="nil"/>
-              <w:bottom w:val="single" w:sz="4" w:space="0" w:color="auto"/>
-              <w:right w:val="single" w:sz="4" w:space="0" w:color="auto"/>
+              <w:top w:val="single" w:sz="4" w:space="0" w:color="A6A6A6" w:themeColor="background1" w:themeShade="A6"/>
+              <w:left w:val="single" w:sz="4" w:space="0" w:color="A6A6A6" w:themeColor="background1" w:themeShade="A6"/>
+              <w:bottom w:val="single" w:sz="4" w:space="0" w:color="A6A6A6" w:themeColor="background1" w:themeShade="A6"/>
+              <w:right w:val="single" w:sz="4" w:space="0" w:color="A6A6A6" w:themeColor="background1" w:themeShade="A6"/>
             </w:tcBorders>
             <w:shd w:val="clear" w:color="auto" w:fill="auto"/>
             <w:noWrap/>
@@ -522,6 +559,7 @@
               <w:t xml:space="preserve">{% if </w:t>
             </w:r>
             <w:proofErr w:type="spellStart"/>
+            <w:proofErr w:type="gramStart"/>
             <w:r>
               <w:rPr>
                 <w:lang w:val="en-US"/>
@@ -529,6 +567,7 @@
               <w:t>y.color</w:t>
             </w:r>
             <w:proofErr w:type="spellEnd"/>
+            <w:proofErr w:type="gramEnd"/>
             <w:r>
               <w:rPr>
                 <w:lang w:val="en-US"/>
@@ -583,10 +622,10 @@
           <w:tcPr>
             <w:tcW w:w="1000" w:type="pct"/>
             <w:tcBorders>
-              <w:top w:val="single" w:sz="4" w:space="0" w:color="auto"/>
-              <w:left w:val="nil"/>
-              <w:bottom w:val="single" w:sz="4" w:space="0" w:color="auto"/>
-              <w:right w:val="single" w:sz="4" w:space="0" w:color="auto"/>
+              <w:top w:val="single" w:sz="4" w:space="0" w:color="A6A6A6" w:themeColor="background1" w:themeShade="A6"/>
+              <w:left w:val="single" w:sz="4" w:space="0" w:color="A6A6A6" w:themeColor="background1" w:themeShade="A6"/>
+              <w:bottom w:val="single" w:sz="4" w:space="0" w:color="A6A6A6" w:themeColor="background1" w:themeShade="A6"/>
+              <w:right w:val="single" w:sz="4" w:space="0" w:color="A6A6A6" w:themeColor="background1" w:themeShade="A6"/>
             </w:tcBorders>
           </w:tcPr>
           <w:p>
@@ -602,10 +641,10 @@
           <w:tcPr>
             <w:tcW w:w="831" w:type="pct"/>
             <w:tcBorders>
-              <w:top w:val="single" w:sz="4" w:space="0" w:color="auto"/>
-              <w:left w:val="single" w:sz="4" w:space="0" w:color="auto"/>
-              <w:bottom w:val="single" w:sz="4" w:space="0" w:color="auto"/>
-              <w:right w:val="single" w:sz="4" w:space="0" w:color="auto"/>
+              <w:top w:val="single" w:sz="4" w:space="0" w:color="A6A6A6" w:themeColor="background1" w:themeShade="A6"/>
+              <w:left w:val="single" w:sz="4" w:space="0" w:color="A6A6A6" w:themeColor="background1" w:themeShade="A6"/>
+              <w:bottom w:val="single" w:sz="4" w:space="0" w:color="A6A6A6" w:themeColor="background1" w:themeShade="A6"/>
+              <w:right w:val="single" w:sz="4" w:space="0" w:color="A6A6A6" w:themeColor="background1" w:themeShade="A6"/>
             </w:tcBorders>
             <w:vAlign w:val="center"/>
           </w:tcPr>
@@ -636,6 +675,7 @@
               <w:t xml:space="preserve">evo in </w:t>
             </w:r>
             <w:proofErr w:type="spellStart"/>
+            <w:proofErr w:type="gramStart"/>
             <w:r>
               <w:rPr>
                 <w:lang w:val="en-US"/>
@@ -649,6 +689,7 @@
               <w:t>ow.evolution</w:t>
             </w:r>
             <w:proofErr w:type="spellEnd"/>
+            <w:proofErr w:type="gramEnd"/>
             <w:r>
               <w:rPr>
                 <w:lang w:val="en-US"/>
@@ -807,9 +848,10 @@
           <w:tcPr>
             <w:tcW w:w="831" w:type="pct"/>
             <w:tcBorders>
-              <w:top w:val="single" w:sz="4" w:space="0" w:color="auto"/>
-              <w:left w:val="single" w:sz="4" w:space="0" w:color="auto"/>
-              <w:bottom w:val="single" w:sz="4" w:space="0" w:color="auto"/>
+              <w:top w:val="single" w:sz="4" w:space="0" w:color="A6A6A6" w:themeColor="background1" w:themeShade="A6"/>
+              <w:left w:val="single" w:sz="4" w:space="0" w:color="A6A6A6" w:themeColor="background1" w:themeShade="A6"/>
+              <w:bottom w:val="single" w:sz="4" w:space="0" w:color="A6A6A6" w:themeColor="background1" w:themeShade="A6"/>
+              <w:right w:val="single" w:sz="4" w:space="0" w:color="FFFFFF" w:themeColor="background1"/>
             </w:tcBorders>
             <w:noWrap/>
             <w:vAlign w:val="center"/>
@@ -819,6 +861,7 @@
               <w:pStyle w:val="NoSpacing"/>
               <w:jc w:val="right"/>
             </w:pPr>
+            <w:proofErr w:type="gramStart"/>
             <w:r>
               <w:rPr>
                 <w:lang w:val="en-US"/>
@@ -830,7 +873,14 @@
               <w:rPr>
                 <w:lang w:val="en-US"/>
               </w:rPr>
-              <w:t>row.last_avg</w:t>
+              <w:t>row</w:t>
+            </w:r>
+            <w:proofErr w:type="gramEnd"/>
+            <w:r>
+              <w:rPr>
+                <w:lang w:val="en-US"/>
+              </w:rPr>
+              <w:t>.last_avg</w:t>
             </w:r>
             <w:proofErr w:type="spellEnd"/>
             <w:r>
@@ -851,8 +901,10 @@
             <w:tcW w:w="1000" w:type="pct"/>
             <w:gridSpan w:val="6"/>
             <w:tcBorders>
-              <w:top w:val="nil"/>
-              <w:bottom w:val="single" w:sz="8" w:space="0" w:color="auto"/>
+              <w:top w:val="single" w:sz="4" w:space="0" w:color="A6A6A6" w:themeColor="background1" w:themeShade="A6"/>
+              <w:left w:val="single" w:sz="4" w:space="0" w:color="FFFFFF" w:themeColor="background1"/>
+              <w:bottom w:val="single" w:sz="4" w:space="0" w:color="A6A6A6" w:themeColor="background1" w:themeShade="A6"/>
+              <w:right w:val="single" w:sz="4" w:space="0" w:color="FFFFFF" w:themeColor="background1"/>
             </w:tcBorders>
           </w:tcPr>
           <w:p>

--- a/reporting/subdocs_templates/table_of_evolution_security_objectives_by_domain_template.docx
+++ b/reporting/subdocs_templates/table_of_evolution_security_objectives_by_domain_template.docx
@@ -27,7 +27,7 @@
               <w:top w:val="single" w:sz="12" w:space="0" w:color="auto"/>
               <w:left w:val="single" w:sz="4" w:space="0" w:color="FFFFFF" w:themeColor="background1"/>
               <w:bottom w:val="single" w:sz="8" w:space="0" w:color="auto"/>
-              <w:right w:val="single" w:sz="8" w:space="0" w:color="auto"/>
+              <w:right w:val="single" w:sz="4" w:space="0" w:color="A6A6A6" w:themeColor="background1" w:themeShade="A6"/>
             </w:tcBorders>
             <w:noWrap/>
             <w:vAlign w:val="center"/>
@@ -83,9 +83,9 @@
             <w:tcW w:w="500" w:type="pct"/>
             <w:tcBorders>
               <w:top w:val="single" w:sz="12" w:space="0" w:color="auto"/>
-              <w:left w:val="nil"/>
+              <w:left w:val="single" w:sz="4" w:space="0" w:color="A6A6A6" w:themeColor="background1" w:themeShade="A6"/>
               <w:bottom w:val="single" w:sz="8" w:space="0" w:color="auto"/>
-              <w:right w:val="single" w:sz="8" w:space="0" w:color="auto"/>
+              <w:right w:val="single" w:sz="4" w:space="0" w:color="A6A6A6" w:themeColor="background1" w:themeShade="A6"/>
             </w:tcBorders>
             <w:noWrap/>
             <w:vAlign w:val="center"/>
@@ -153,9 +153,9 @@
             <w:tcW w:w="500" w:type="pct"/>
             <w:tcBorders>
               <w:top w:val="single" w:sz="12" w:space="0" w:color="auto"/>
-              <w:left w:val="nil"/>
+              <w:left w:val="single" w:sz="4" w:space="0" w:color="A6A6A6" w:themeColor="background1" w:themeShade="A6"/>
               <w:bottom w:val="single" w:sz="8" w:space="0" w:color="auto"/>
-              <w:right w:val="single" w:sz="8" w:space="0" w:color="auto"/>
+              <w:right w:val="single" w:sz="4" w:space="0" w:color="A6A6A6" w:themeColor="background1" w:themeShade="A6"/>
             </w:tcBorders>
             <w:noWrap/>
             <w:vAlign w:val="center"/>
@@ -184,9 +184,9 @@
             <w:tcW w:w="1000" w:type="pct"/>
             <w:tcBorders>
               <w:top w:val="single" w:sz="12" w:space="0" w:color="auto"/>
-              <w:left w:val="nil"/>
+              <w:left w:val="single" w:sz="4" w:space="0" w:color="A6A6A6" w:themeColor="background1" w:themeShade="A6"/>
               <w:bottom w:val="single" w:sz="8" w:space="0" w:color="auto"/>
-              <w:right w:val="single" w:sz="8" w:space="0" w:color="auto"/>
+              <w:right w:val="single" w:sz="4" w:space="0" w:color="A6A6A6" w:themeColor="background1" w:themeShade="A6"/>
             </w:tcBorders>
           </w:tcPr>
           <w:p>
@@ -211,9 +211,9 @@
             <w:tcW w:w="831" w:type="pct"/>
             <w:tcBorders>
               <w:top w:val="single" w:sz="12" w:space="0" w:color="auto"/>
-              <w:left w:val="single" w:sz="8" w:space="0" w:color="auto"/>
+              <w:left w:val="single" w:sz="4" w:space="0" w:color="A6A6A6" w:themeColor="background1" w:themeShade="A6"/>
               <w:bottom w:val="single" w:sz="8" w:space="0" w:color="auto"/>
-              <w:right w:val="single" w:sz="8" w:space="0" w:color="auto"/>
+              <w:right w:val="single" w:sz="4" w:space="0" w:color="A6A6A6" w:themeColor="background1" w:themeShade="A6"/>
             </w:tcBorders>
             <w:vAlign w:val="center"/>
           </w:tcPr>
@@ -268,7 +268,7 @@
             <w:tcW w:w="831" w:type="pct"/>
             <w:tcBorders>
               <w:top w:val="single" w:sz="12" w:space="0" w:color="auto"/>
-              <w:left w:val="single" w:sz="8" w:space="0" w:color="auto"/>
+              <w:left w:val="single" w:sz="4" w:space="0" w:color="A6A6A6" w:themeColor="background1" w:themeShade="A6"/>
               <w:bottom w:val="single" w:sz="8" w:space="0" w:color="auto"/>
               <w:right w:val="single" w:sz="4" w:space="0" w:color="FFFFFF" w:themeColor="background1"/>
             </w:tcBorders>

--- a/reporting/subdocs_templates/table_of_evolution_security_objectives_by_domain_template.docx
+++ b/reporting/subdocs_templates/table_of_evolution_security_objectives_by_domain_template.docx
@@ -26,7 +26,7 @@
             <w:tcBorders>
               <w:top w:val="single" w:sz="12" w:space="0" w:color="auto"/>
               <w:left w:val="single" w:sz="4" w:space="0" w:color="FFFFFF" w:themeColor="background1"/>
-              <w:bottom w:val="single" w:sz="8" w:space="0" w:color="auto"/>
+              <w:bottom w:val="single" w:sz="12" w:space="0" w:color="auto"/>
               <w:right w:val="single" w:sz="4" w:space="0" w:color="A6A6A6" w:themeColor="background1" w:themeShade="A6"/>
             </w:tcBorders>
             <w:noWrap/>
@@ -84,7 +84,7 @@
             <w:tcBorders>
               <w:top w:val="single" w:sz="12" w:space="0" w:color="auto"/>
               <w:left w:val="single" w:sz="4" w:space="0" w:color="A6A6A6" w:themeColor="background1" w:themeShade="A6"/>
-              <w:bottom w:val="single" w:sz="8" w:space="0" w:color="auto"/>
+              <w:bottom w:val="single" w:sz="12" w:space="0" w:color="auto"/>
               <w:right w:val="single" w:sz="4" w:space="0" w:color="A6A6A6" w:themeColor="background1" w:themeShade="A6"/>
             </w:tcBorders>
             <w:noWrap/>
@@ -154,7 +154,7 @@
             <w:tcBorders>
               <w:top w:val="single" w:sz="12" w:space="0" w:color="auto"/>
               <w:left w:val="single" w:sz="4" w:space="0" w:color="A6A6A6" w:themeColor="background1" w:themeShade="A6"/>
-              <w:bottom w:val="single" w:sz="8" w:space="0" w:color="auto"/>
+              <w:bottom w:val="single" w:sz="12" w:space="0" w:color="auto"/>
               <w:right w:val="single" w:sz="4" w:space="0" w:color="A6A6A6" w:themeColor="background1" w:themeShade="A6"/>
             </w:tcBorders>
             <w:noWrap/>
@@ -185,7 +185,7 @@
             <w:tcBorders>
               <w:top w:val="single" w:sz="12" w:space="0" w:color="auto"/>
               <w:left w:val="single" w:sz="4" w:space="0" w:color="A6A6A6" w:themeColor="background1" w:themeShade="A6"/>
-              <w:bottom w:val="single" w:sz="8" w:space="0" w:color="auto"/>
+              <w:bottom w:val="single" w:sz="12" w:space="0" w:color="auto"/>
               <w:right w:val="single" w:sz="4" w:space="0" w:color="A6A6A6" w:themeColor="background1" w:themeShade="A6"/>
             </w:tcBorders>
           </w:tcPr>
@@ -212,7 +212,7 @@
             <w:tcBorders>
               <w:top w:val="single" w:sz="12" w:space="0" w:color="auto"/>
               <w:left w:val="single" w:sz="4" w:space="0" w:color="A6A6A6" w:themeColor="background1" w:themeShade="A6"/>
-              <w:bottom w:val="single" w:sz="8" w:space="0" w:color="auto"/>
+              <w:bottom w:val="single" w:sz="12" w:space="0" w:color="auto"/>
               <w:right w:val="single" w:sz="4" w:space="0" w:color="A6A6A6" w:themeColor="background1" w:themeShade="A6"/>
             </w:tcBorders>
             <w:vAlign w:val="center"/>
@@ -269,7 +269,7 @@
             <w:tcBorders>
               <w:top w:val="single" w:sz="12" w:space="0" w:color="auto"/>
               <w:left w:val="single" w:sz="4" w:space="0" w:color="A6A6A6" w:themeColor="background1" w:themeShade="A6"/>
-              <w:bottom w:val="single" w:sz="8" w:space="0" w:color="auto"/>
+              <w:bottom w:val="single" w:sz="12" w:space="0" w:color="auto"/>
               <w:right w:val="single" w:sz="4" w:space="0" w:color="FFFFFF" w:themeColor="background1"/>
             </w:tcBorders>
             <w:noWrap/>
@@ -310,7 +310,16 @@
                 <w:bCs/>
                 <w:lang w:val="en-US"/>
               </w:rPr>
-              <w:t>. sector_average</w:t>
+              <w:t xml:space="preserve">. </w:t>
+            </w:r>
+            <w:proofErr w:type="spellStart"/>
+            <w:r>
+              <w:rPr>
+                <w:b/>
+                <w:bCs/>
+                <w:lang w:val="en-US"/>
+              </w:rPr>
+              <w:t>sector_average</w:t>
             </w:r>
             <w:r>
               <w:rPr>
@@ -329,6 +338,7 @@
               </w:rPr>
               <w:t>upper</w:t>
             </w:r>
+            <w:proofErr w:type="spellEnd"/>
             <w:r>
               <w:rPr>
                 <w:b/>
@@ -374,7 +384,7 @@
             <w:tcW w:w="1000" w:type="pct"/>
             <w:gridSpan w:val="6"/>
             <w:tcBorders>
-              <w:top w:val="single" w:sz="4" w:space="0" w:color="A6A6A6" w:themeColor="background1" w:themeShade="A6"/>
+              <w:top w:val="single" w:sz="12" w:space="0" w:color="auto"/>
               <w:left w:val="single" w:sz="4" w:space="0" w:color="FFFFFF" w:themeColor="background1"/>
               <w:bottom w:val="single" w:sz="4" w:space="0" w:color="A6A6A6" w:themeColor="background1" w:themeShade="A6"/>
               <w:right w:val="single" w:sz="4" w:space="0" w:color="FFFFFF" w:themeColor="background1"/>

--- a/reporting/subdocs_templates/table_of_evolution_security_objectives_by_domain_template.docx
+++ b/reporting/subdocs_templates/table_of_evolution_security_objectives_by_domain_template.docx
@@ -124,27 +124,7 @@
                 <w:bCs/>
                 <w:lang w:val="en-US"/>
               </w:rPr>
-              <w:t xml:space="preserve"> for year in </w:t>
-            </w:r>
-            <w:proofErr w:type="spellStart"/>
-            <w:proofErr w:type="gramStart"/>
-            <w:r>
-              <w:rPr>
-                <w:b/>
-                <w:bCs/>
-                <w:lang w:val="en-US"/>
-              </w:rPr>
-              <w:t>table.years</w:t>
-            </w:r>
-            <w:proofErr w:type="spellEnd"/>
-            <w:proofErr w:type="gramEnd"/>
-            <w:r>
-              <w:rPr>
-                <w:b/>
-                <w:bCs/>
-                <w:lang w:val="en-US"/>
-              </w:rPr>
-              <w:t xml:space="preserve"> %}</w:t>
+              <w:t xml:space="preserve"> for year in years %}</w:t>
             </w:r>
           </w:p>
         </w:tc>
@@ -286,7 +266,6 @@
                 <w:lang w:val="en-US"/>
               </w:rPr>
             </w:pPr>
-            <w:proofErr w:type="gramStart"/>
             <w:r>
               <w:rPr>
                 <w:b/>
@@ -301,16 +280,7 @@
                 <w:bCs/>
                 <w:lang w:val="en-US"/>
               </w:rPr>
-              <w:t>translations</w:t>
-            </w:r>
-            <w:proofErr w:type="gramEnd"/>
-            <w:r>
-              <w:rPr>
-                <w:b/>
-                <w:bCs/>
-                <w:lang w:val="en-US"/>
-              </w:rPr>
-              <w:t xml:space="preserve">. </w:t>
+              <w:t xml:space="preserve">translations. </w:t>
             </w:r>
             <w:proofErr w:type="spellStart"/>
             <w:r>
@@ -327,16 +297,7 @@
                 <w:bCs/>
                 <w:lang w:val="en-US"/>
               </w:rPr>
-              <w:t>|</w:t>
-            </w:r>
-            <w:proofErr w:type="gramStart"/>
-            <w:r>
-              <w:rPr>
-                <w:b/>
-                <w:bCs/>
-                <w:lang w:val="en-US"/>
-              </w:rPr>
-              <w:t>upper</w:t>
+              <w:t>|upper</w:t>
             </w:r>
             <w:proofErr w:type="spellEnd"/>
             <w:r>
@@ -345,16 +306,7 @@
                 <w:bCs/>
                 <w:lang w:val="en-US"/>
               </w:rPr>
-              <w:t xml:space="preserve"> }</w:t>
-            </w:r>
-            <w:proofErr w:type="gramEnd"/>
-            <w:r>
-              <w:rPr>
-                <w:b/>
-                <w:bCs/>
-                <w:lang w:val="en-US"/>
-              </w:rPr>
-              <w:t>}</w:t>
+              <w:t xml:space="preserve"> }}</w:t>
             </w:r>
             <w:r>
               <w:rPr>
@@ -415,19 +367,23 @@
               </w:rPr>
               <w:t xml:space="preserve"> in </w:t>
             </w:r>
-            <w:proofErr w:type="spellStart"/>
-            <w:r>
-              <w:rPr>
-                <w:lang w:val="en-US"/>
-              </w:rPr>
-              <w:t>table.data</w:t>
-            </w:r>
-            <w:proofErr w:type="spellEnd"/>
-            <w:r>
-              <w:rPr>
-                <w:lang w:val="en-US"/>
-              </w:rPr>
-              <w:t xml:space="preserve"> %}</w:t>
+            <w:r>
+              <w:rPr>
+                <w:lang w:val="en-US"/>
+              </w:rPr>
+              <w:t>table</w:t>
+            </w:r>
+            <w:r>
+              <w:rPr>
+                <w:lang w:val="en-US"/>
+              </w:rPr>
+              <w:t xml:space="preserve"> </w:t>
+            </w:r>
+            <w:r>
+              <w:rPr>
+                <w:lang w:val="en-US"/>
+              </w:rPr>
+              <w:t>%}</w:t>
             </w:r>
           </w:p>
         </w:tc>
@@ -518,7 +474,6 @@
               <w:t xml:space="preserve"> in </w:t>
             </w:r>
             <w:proofErr w:type="spellStart"/>
-            <w:proofErr w:type="gramStart"/>
             <w:r>
               <w:rPr>
                 <w:lang w:val="en-US"/>
@@ -529,10 +484,9 @@
               <w:rPr>
                 <w:lang w:val="en-US"/>
               </w:rPr>
-              <w:t>years</w:t>
+              <w:t>score</w:t>
             </w:r>
             <w:proofErr w:type="spellEnd"/>
-            <w:proofErr w:type="gramEnd"/>
             <w:r>
               <w:rPr>
                 <w:lang w:val="en-US"/>
@@ -569,7 +523,6 @@
               <w:t xml:space="preserve">{% if </w:t>
             </w:r>
             <w:proofErr w:type="spellStart"/>
-            <w:proofErr w:type="gramStart"/>
             <w:r>
               <w:rPr>
                 <w:lang w:val="en-US"/>
@@ -577,7 +530,6 @@
               <w:t>y.color</w:t>
             </w:r>
             <w:proofErr w:type="spellEnd"/>
-            <w:proofErr w:type="gramEnd"/>
             <w:r>
               <w:rPr>
                 <w:lang w:val="en-US"/>
@@ -685,7 +637,6 @@
               <w:t xml:space="preserve">evo in </w:t>
             </w:r>
             <w:proofErr w:type="spellStart"/>
-            <w:proofErr w:type="gramStart"/>
             <w:r>
               <w:rPr>
                 <w:lang w:val="en-US"/>
@@ -699,7 +650,6 @@
               <w:t>ow.evolution</w:t>
             </w:r>
             <w:proofErr w:type="spellEnd"/>
-            <w:proofErr w:type="gramEnd"/>
             <w:r>
               <w:rPr>
                 <w:lang w:val="en-US"/>
@@ -871,26 +821,21 @@
               <w:pStyle w:val="NoSpacing"/>
               <w:jc w:val="right"/>
             </w:pPr>
-            <w:proofErr w:type="gramStart"/>
-            <w:r>
-              <w:rPr>
-                <w:lang w:val="en-US"/>
-              </w:rPr>
-              <w:t xml:space="preserve">{{ </w:t>
+            <w:r>
+              <w:rPr>
+                <w:lang w:val="en-US"/>
+              </w:rPr>
+              <w:t>{{ row.</w:t>
+            </w:r>
+            <w:r>
+              <w:t xml:space="preserve"> </w:t>
             </w:r>
             <w:proofErr w:type="spellStart"/>
             <w:r>
               <w:rPr>
                 <w:lang w:val="en-US"/>
               </w:rPr>
-              <w:t>row</w:t>
-            </w:r>
-            <w:proofErr w:type="gramEnd"/>
-            <w:r>
-              <w:rPr>
-                <w:lang w:val="en-US"/>
-              </w:rPr>
-              <w:t>.last_avg</w:t>
+              <w:t>sector_avg</w:t>
             </w:r>
             <w:proofErr w:type="spellEnd"/>
             <w:r>

--- a/reporting/subdocs_templates/table_of_evolution_security_objectives_by_domain_template.docx
+++ b/reporting/subdocs_templates/table_of_evolution_security_objectives_by_domain_template.docx
@@ -106,25 +106,7 @@
                 <w:bCs/>
                 <w:lang w:val="en-US"/>
               </w:rPr>
-              <w:t>{%</w:t>
-            </w:r>
-            <w:proofErr w:type="spellStart"/>
-            <w:r>
-              <w:rPr>
-                <w:b/>
-                <w:bCs/>
-                <w:lang w:val="en-US"/>
-              </w:rPr>
-              <w:t>tc</w:t>
-            </w:r>
-            <w:proofErr w:type="spellEnd"/>
-            <w:r>
-              <w:rPr>
-                <w:b/>
-                <w:bCs/>
-                <w:lang w:val="en-US"/>
-              </w:rPr>
-              <w:t xml:space="preserve"> for year in years %}</w:t>
+              <w:t>{%tc for year in years %}</w:t>
             </w:r>
           </w:p>
         </w:tc>
@@ -280,16 +262,7 @@
                 <w:bCs/>
                 <w:lang w:val="en-US"/>
               </w:rPr>
-              <w:t xml:space="preserve">translations. </w:t>
-            </w:r>
-            <w:proofErr w:type="spellStart"/>
-            <w:r>
-              <w:rPr>
-                <w:b/>
-                <w:bCs/>
-                <w:lang w:val="en-US"/>
-              </w:rPr>
-              <w:t>sector_average</w:t>
+              <w:t>translations. sector_average</w:t>
             </w:r>
             <w:r>
               <w:rPr>
@@ -299,7 +272,6 @@
               </w:rPr>
               <w:t>|upper</w:t>
             </w:r>
-            <w:proofErr w:type="spellEnd"/>
             <w:r>
               <w:rPr>
                 <w:b/>
@@ -445,21 +417,7 @@
               <w:rPr>
                 <w:lang w:val="en-US"/>
               </w:rPr>
-              <w:t>{%</w:t>
-            </w:r>
-            <w:proofErr w:type="spellStart"/>
-            <w:r>
-              <w:rPr>
-                <w:lang w:val="en-US"/>
-              </w:rPr>
-              <w:t>tc</w:t>
-            </w:r>
-            <w:proofErr w:type="spellEnd"/>
-            <w:r>
-              <w:rPr>
-                <w:lang w:val="en-US"/>
-              </w:rPr>
-              <w:t xml:space="preserve"> for </w:t>
+              <w:t xml:space="preserve">{%tc for </w:t>
             </w:r>
             <w:r>
               <w:rPr>
@@ -473,7 +431,6 @@
               </w:rPr>
               <w:t xml:space="preserve"> in </w:t>
             </w:r>
-            <w:proofErr w:type="spellStart"/>
             <w:r>
               <w:rPr>
                 <w:lang w:val="en-US"/>
@@ -486,7 +443,6 @@
               </w:rPr>
               <w:t>score</w:t>
             </w:r>
-            <w:proofErr w:type="spellEnd"/>
             <w:r>
               <w:rPr>
                 <w:lang w:val="en-US"/>
@@ -520,63 +476,34 @@
               <w:rPr>
                 <w:lang w:val="en-US"/>
               </w:rPr>
-              <w:t xml:space="preserve">{% if </w:t>
-            </w:r>
-            <w:proofErr w:type="spellStart"/>
-            <w:r>
-              <w:rPr>
-                <w:lang w:val="en-US"/>
-              </w:rPr>
-              <w:t>y.color</w:t>
-            </w:r>
-            <w:proofErr w:type="spellEnd"/>
-            <w:r>
-              <w:rPr>
-                <w:lang w:val="en-US"/>
-              </w:rPr>
-              <w:t xml:space="preserve"> %}{% </w:t>
-            </w:r>
-            <w:proofErr w:type="spellStart"/>
-            <w:r>
-              <w:rPr>
-                <w:lang w:val="en-US"/>
-              </w:rPr>
-              <w:t>cellbg</w:t>
-            </w:r>
-            <w:proofErr w:type="spellEnd"/>
-            <w:r>
-              <w:rPr>
-                <w:lang w:val="en-US"/>
-              </w:rPr>
-              <w:t xml:space="preserve"> </w:t>
-            </w:r>
-            <w:proofErr w:type="spellStart"/>
-            <w:r>
-              <w:rPr>
-                <w:lang w:val="en-US"/>
-              </w:rPr>
-              <w:t>y.color</w:t>
-            </w:r>
-            <w:proofErr w:type="spellEnd"/>
-            <w:r>
-              <w:rPr>
-                <w:lang w:val="en-US"/>
-              </w:rPr>
-              <w:t xml:space="preserve"> %}{% endif %}{{ </w:t>
-            </w:r>
-            <w:proofErr w:type="spellStart"/>
-            <w:r>
-              <w:rPr>
-                <w:lang w:val="en-US"/>
-              </w:rPr>
-              <w:t>y.value</w:t>
-            </w:r>
-            <w:proofErr w:type="spellEnd"/>
-            <w:r>
-              <w:rPr>
-                <w:lang w:val="en-US"/>
-              </w:rPr>
-              <w:t xml:space="preserve"> }}</w:t>
+              <w:t>{% if y.color %}{% cellbg y.color %}{% endif %}</w:t>
+            </w:r>
+          </w:p>
+          <w:p>
+            <w:pPr>
+              <w:pStyle w:val="NoSpacing"/>
+              <w:jc w:val="right"/>
+              <w:rPr>
+                <w:lang w:val="en-US"/>
+              </w:rPr>
+            </w:pPr>
+            <w:r>
+              <w:rPr>
+                <w:lang w:val="en-US"/>
+              </w:rPr>
+              <w:t>{</w:t>
+            </w:r>
+            <w:r>
+              <w:rPr>
+                <w:lang w:val="en-US"/>
+              </w:rPr>
+              <w:t>{</w:t>
+            </w:r>
+            <w:r>
+              <w:rPr>
+                <w:lang w:val="en-US"/>
+              </w:rPr>
+              <w:t xml:space="preserve"> y.value if y.value is not none else "-" }}</w:t>
             </w:r>
           </w:p>
         </w:tc>
@@ -622,65 +549,25 @@
               <w:rPr>
                 <w:lang w:val="en-US"/>
               </w:rPr>
-              <w:t xml:space="preserve">{% </w:t>
-            </w:r>
-            <w:r>
-              <w:rPr>
-                <w:lang w:val="en-US"/>
-              </w:rPr>
-              <w:t xml:space="preserve">for </w:t>
-            </w:r>
-            <w:r>
-              <w:rPr>
-                <w:lang w:val="en-US"/>
-              </w:rPr>
-              <w:t xml:space="preserve">evo in </w:t>
-            </w:r>
-            <w:proofErr w:type="spellStart"/>
-            <w:r>
-              <w:rPr>
-                <w:lang w:val="en-US"/>
-              </w:rPr>
-              <w:t>r</w:t>
-            </w:r>
-            <w:r>
-              <w:rPr>
-                <w:lang w:val="en-US"/>
-              </w:rPr>
-              <w:t>ow.evolution</w:t>
-            </w:r>
-            <w:proofErr w:type="spellEnd"/>
-            <w:r>
-              <w:rPr>
-                <w:lang w:val="en-US"/>
-              </w:rPr>
-              <w:t xml:space="preserve"> %}</w:t>
-            </w:r>
-            <w:r>
-              <w:rPr>
-                <w:lang w:val="en-US"/>
-              </w:rPr>
-              <w:t xml:space="preserve">{% if not </w:t>
-            </w:r>
-            <w:proofErr w:type="spellStart"/>
-            <w:r>
-              <w:rPr>
-                <w:lang w:val="en-US"/>
-              </w:rPr>
-              <w:t>loop.first</w:t>
-            </w:r>
-            <w:proofErr w:type="spellEnd"/>
-            <w:r>
-              <w:rPr>
-                <w:lang w:val="en-US"/>
-              </w:rPr>
-              <w:t xml:space="preserve"> %}</w:t>
-            </w:r>
-            <w:r>
-              <w:rPr>
-                <w:lang w:val="en-US"/>
-              </w:rPr>
-              <w:t>{% if evo %}</w:t>
+              <w:t>{% for evo in row.evolution %}{% if not loop.first</w:t>
+            </w:r>
+            <w:r>
+              <w:rPr>
+                <w:lang w:val="en-US"/>
+              </w:rPr>
+              <w:t xml:space="preserve"> an</w:t>
+            </w:r>
+            <w:r>
+              <w:rPr>
+                <w:lang w:val="en-US"/>
+              </w:rPr>
+              <w:t xml:space="preserve">d evo </w:t>
+            </w:r>
+            <w:r>
+              <w:rPr>
+                <w:lang w:val="en-US"/>
+              </w:rPr>
+              <w:t>is not</w:t>
             </w:r>
             <w:r>
               <w:rPr>
@@ -692,115 +579,43 @@
               <w:rPr>
                 <w:lang w:val="en-US"/>
               </w:rPr>
-              <w:t>↗</w:t>
-            </w:r>
-            <w:r>
-              <w:rPr>
-                <w:lang w:val="en-US"/>
-              </w:rPr>
-              <w:t xml:space="preserve"> </w:t>
-            </w:r>
-            <w:r>
-              <w:rPr>
-                <w:lang w:val="en-US"/>
-              </w:rPr>
-              <w:t xml:space="preserve">{% </w:t>
-            </w:r>
-            <w:proofErr w:type="spellStart"/>
-            <w:r>
-              <w:rPr>
-                <w:lang w:val="en-US"/>
-              </w:rPr>
-              <w:t>elif</w:t>
-            </w:r>
-            <w:proofErr w:type="spellEnd"/>
-            <w:r>
-              <w:rPr>
-                <w:lang w:val="en-US"/>
-              </w:rPr>
-              <w:t xml:space="preserve"> evo is </w:t>
-            </w:r>
-            <w:proofErr w:type="spellStart"/>
-            <w:r>
-              <w:rPr>
-                <w:lang w:val="en-US"/>
-              </w:rPr>
-              <w:t>sameas</w:t>
-            </w:r>
-            <w:proofErr w:type="spellEnd"/>
-            <w:r>
-              <w:rPr>
-                <w:lang w:val="en-US"/>
-              </w:rPr>
-              <w:t xml:space="preserve"> false %}</w:t>
-            </w:r>
-            <w:r>
-              <w:rPr>
-                <w:lang w:val="en-US"/>
-              </w:rPr>
-              <w:t xml:space="preserve"> </w:t>
-            </w:r>
-            <w:r>
-              <w:rPr>
-                <w:lang w:val="en-US"/>
-              </w:rPr>
-              <w:t>↘</w:t>
-            </w:r>
-            <w:r>
-              <w:rPr>
-                <w:lang w:val="en-US"/>
-              </w:rPr>
-              <w:t xml:space="preserve"> </w:t>
-            </w:r>
-            <w:r>
-              <w:rPr>
-                <w:lang w:val="en-US"/>
-              </w:rPr>
-              <w:t>{% else %}</w:t>
-            </w:r>
-            <w:r>
-              <w:rPr>
-                <w:lang w:val="en-US"/>
-              </w:rPr>
-              <w:t xml:space="preserve"> </w:t>
-            </w:r>
-            <w:r>
-              <w:rPr>
-                <w:lang w:val="en-US"/>
-              </w:rPr>
-              <w:t>→</w:t>
-            </w:r>
-            <w:r>
-              <w:rPr>
-                <w:lang w:val="en-US"/>
-              </w:rPr>
-              <w:t xml:space="preserve"> </w:t>
-            </w:r>
-            <w:r>
-              <w:rPr>
-                <w:lang w:val="en-US"/>
-              </w:rPr>
-              <w:t>{% endif %}{% endif %}{%</w:t>
-            </w:r>
-            <w:r>
-              <w:rPr>
-                <w:lang w:val="en-US"/>
-              </w:rPr>
-              <w:t xml:space="preserve"> </w:t>
-            </w:r>
-            <w:proofErr w:type="spellStart"/>
-            <w:r>
-              <w:rPr>
-                <w:lang w:val="en-US"/>
-              </w:rPr>
-              <w:t>endfor</w:t>
-            </w:r>
-            <w:proofErr w:type="spellEnd"/>
-            <w:r>
-              <w:rPr>
-                <w:lang w:val="en-US"/>
-              </w:rPr>
-              <w:t xml:space="preserve"> %}</w:t>
+              <w:t>n</w:t>
+            </w:r>
+            <w:r>
+              <w:rPr>
+                <w:lang w:val="en-US"/>
+              </w:rPr>
+              <w:t>one</w:t>
+            </w:r>
+            <w:r>
+              <w:rPr>
+                <w:lang w:val="en-US"/>
+              </w:rPr>
+              <w:t xml:space="preserve"> %}{% if evo </w:t>
+            </w:r>
+            <w:r>
+              <w:rPr>
+                <w:lang w:val="en-US"/>
+              </w:rPr>
+              <w:t xml:space="preserve">is </w:t>
+            </w:r>
+            <w:r>
+              <w:rPr>
+                <w:lang w:val="en-US"/>
+              </w:rPr>
+              <w:t xml:space="preserve">sameas </w:t>
+            </w:r>
+            <w:r>
+              <w:rPr>
+                <w:lang w:val="en-US"/>
+              </w:rPr>
+              <w:t xml:space="preserve"> true</w:t>
+            </w:r>
+            <w:r>
+              <w:rPr>
+                <w:lang w:val="en-US"/>
+              </w:rPr>
+              <w:t>%} ↗ {% elif evo is sameas false %} ↘ {% else %} → {% endif %}{% endif %}{% endfor %}</w:t>
             </w:r>
           </w:p>
         </w:tc>
@@ -830,14 +645,12 @@
             <w:r>
               <w:t xml:space="preserve"> </w:t>
             </w:r>
-            <w:proofErr w:type="spellStart"/>
             <w:r>
               <w:rPr>
                 <w:lang w:val="en-US"/>
               </w:rPr>
               <w:t>sector_avg</w:t>
             </w:r>
-            <w:proofErr w:type="spellEnd"/>
             <w:r>
               <w:rPr>
                 <w:lang w:val="en-US"/>
